--- a/wp-content/themes/PLAI/assets/text/PLAI présentation.docx
+++ b/wp-content/themes/PLAI/assets/text/PLAI présentation.docx
@@ -168,27 +168,67 @@
           <w:lang w:eastAsia="fr-FR"/>
           <w14:ligatures w14:val="none"/>
         </w:rPr>
-        <w:t>J’ai utilisé des plateformes comme Pinterest, Dribbble ainsi que différents sites web d’ASBL afin d’observer comment ils construisent leurs sites et organisent leurs contenus.</w:t>
-      </w:r>
-    </w:p>
-    <w:p>
-      <w:pPr>
-        <w:spacing w:before="100" w:beforeAutospacing="1" w:after="100" w:afterAutospacing="1" w:line="240" w:lineRule="auto"/>
-        <w:rPr>
-          <w:rFonts w:ascii="Times New Roman" w:eastAsia="Times New Roman" w:hAnsi="Times New Roman" w:cs="Times New Roman"/>
-          <w:kern w:val="0"/>
-          <w:lang w:eastAsia="fr-FR"/>
-          <w14:ligatures w14:val="none"/>
-        </w:rPr>
-      </w:pPr>
-      <w:r>
-        <w:rPr>
-          <w:rFonts w:ascii="Times New Roman" w:eastAsia="Times New Roman" w:hAnsi="Times New Roman" w:cs="Times New Roman"/>
-          <w:kern w:val="0"/>
-          <w:lang w:eastAsia="fr-FR"/>
-          <w14:ligatures w14:val="none"/>
-        </w:rPr>
-        <w:t>J’ai rassemblé toutes ces inspirations dans un moodboard contenant :</w:t>
+        <w:t xml:space="preserve">J’ai utilisé des plateformes comme Pinterest, </w:t>
+      </w:r>
+      <w:proofErr w:type="spellStart"/>
+      <w:r>
+        <w:rPr>
+          <w:rFonts w:ascii="Times New Roman" w:eastAsia="Times New Roman" w:hAnsi="Times New Roman" w:cs="Times New Roman"/>
+          <w:kern w:val="0"/>
+          <w:lang w:eastAsia="fr-FR"/>
+          <w14:ligatures w14:val="none"/>
+        </w:rPr>
+        <w:t>Dribbble</w:t>
+      </w:r>
+      <w:proofErr w:type="spellEnd"/>
+      <w:r>
+        <w:rPr>
+          <w:rFonts w:ascii="Times New Roman" w:eastAsia="Times New Roman" w:hAnsi="Times New Roman" w:cs="Times New Roman"/>
+          <w:kern w:val="0"/>
+          <w:lang w:eastAsia="fr-FR"/>
+          <w14:ligatures w14:val="none"/>
+        </w:rPr>
+        <w:t xml:space="preserve"> ainsi que différents sites web d’ASBL afin d’observer comment ils construisent leurs sites et organisent leurs contenus.</w:t>
+      </w:r>
+    </w:p>
+    <w:p>
+      <w:pPr>
+        <w:spacing w:before="100" w:beforeAutospacing="1" w:after="100" w:afterAutospacing="1" w:line="240" w:lineRule="auto"/>
+        <w:rPr>
+          <w:rFonts w:ascii="Times New Roman" w:eastAsia="Times New Roman" w:hAnsi="Times New Roman" w:cs="Times New Roman"/>
+          <w:kern w:val="0"/>
+          <w:lang w:eastAsia="fr-FR"/>
+          <w14:ligatures w14:val="none"/>
+        </w:rPr>
+      </w:pPr>
+      <w:r>
+        <w:rPr>
+          <w:rFonts w:ascii="Times New Roman" w:eastAsia="Times New Roman" w:hAnsi="Times New Roman" w:cs="Times New Roman"/>
+          <w:kern w:val="0"/>
+          <w:lang w:eastAsia="fr-FR"/>
+          <w14:ligatures w14:val="none"/>
+        </w:rPr>
+        <w:t xml:space="preserve">J’ai rassemblé toutes ces inspirations dans un </w:t>
+      </w:r>
+      <w:proofErr w:type="spellStart"/>
+      <w:r>
+        <w:rPr>
+          <w:rFonts w:ascii="Times New Roman" w:eastAsia="Times New Roman" w:hAnsi="Times New Roman" w:cs="Times New Roman"/>
+          <w:kern w:val="0"/>
+          <w:lang w:eastAsia="fr-FR"/>
+          <w14:ligatures w14:val="none"/>
+        </w:rPr>
+        <w:t>moodboard</w:t>
+      </w:r>
+      <w:proofErr w:type="spellEnd"/>
+      <w:r>
+        <w:rPr>
+          <w:rFonts w:ascii="Times New Roman" w:eastAsia="Times New Roman" w:hAnsi="Times New Roman" w:cs="Times New Roman"/>
+          <w:kern w:val="0"/>
+          <w:lang w:eastAsia="fr-FR"/>
+          <w14:ligatures w14:val="none"/>
+        </w:rPr>
+        <w:t xml:space="preserve"> contenant :</w:t>
       </w:r>
     </w:p>
     <w:p>
@@ -402,284 +442,10 @@
           <w:lang w:eastAsia="fr-FR"/>
           <w14:ligatures w14:val="none"/>
         </w:rPr>
-        <w:t>3. Persona et Journey Map</w:t>
-      </w:r>
-    </w:p>
-    <w:p>
-      <w:pPr>
-        <w:spacing w:before="100" w:beforeAutospacing="1" w:after="100" w:afterAutospacing="1" w:line="240" w:lineRule="auto"/>
-        <w:rPr>
-          <w:rFonts w:ascii="Times New Roman" w:eastAsia="Times New Roman" w:hAnsi="Times New Roman" w:cs="Times New Roman"/>
-          <w:kern w:val="0"/>
-          <w:lang w:eastAsia="fr-FR"/>
-          <w14:ligatures w14:val="none"/>
-        </w:rPr>
-      </w:pPr>
-      <w:r>
-        <w:rPr>
-          <w:rFonts w:ascii="Times New Roman" w:eastAsia="Times New Roman" w:hAnsi="Times New Roman" w:cs="Times New Roman"/>
-          <w:kern w:val="0"/>
-          <w:lang w:eastAsia="fr-FR"/>
-          <w14:ligatures w14:val="none"/>
-        </w:rPr>
-        <w:t>J’ai créé deux personas :</w:t>
-      </w:r>
-    </w:p>
-    <w:p>
-      <w:pPr>
-        <w:numPr>
-          <w:ilvl w:val="0"/>
-          <w:numId w:val="2"/>
-        </w:numPr>
-        <w:spacing w:before="100" w:beforeAutospacing="1" w:after="100" w:afterAutospacing="1" w:line="240" w:lineRule="auto"/>
-        <w:rPr>
-          <w:rFonts w:ascii="Times New Roman" w:eastAsia="Times New Roman" w:hAnsi="Times New Roman" w:cs="Times New Roman"/>
-          <w:kern w:val="0"/>
-          <w:lang w:eastAsia="fr-FR"/>
-          <w14:ligatures w14:val="none"/>
-        </w:rPr>
-      </w:pPr>
-      <w:r>
-        <w:rPr>
-          <w:rFonts w:ascii="Times New Roman" w:eastAsia="Times New Roman" w:hAnsi="Times New Roman" w:cs="Times New Roman"/>
-          <w:kern w:val="0"/>
-          <w:lang w:eastAsia="fr-FR"/>
-          <w14:ligatures w14:val="none"/>
-        </w:rPr>
-        <w:t xml:space="preserve">un professeur déjà inscrit </w:t>
-      </w:r>
-      <w:r>
-        <w:rPr>
-          <w:rFonts w:ascii="Times New Roman" w:eastAsia="Times New Roman" w:hAnsi="Times New Roman" w:cs="Times New Roman"/>
-          <w:kern w:val="0"/>
-          <w:lang w:eastAsia="fr-FR"/>
-          <w14:ligatures w14:val="none"/>
-        </w:rPr>
-        <w:t xml:space="preserve">sur le site de PLAI, </w:t>
-      </w:r>
-      <w:r>
-        <w:rPr>
-          <w:rFonts w:ascii="Times New Roman" w:eastAsia="Times New Roman" w:hAnsi="Times New Roman" w:cs="Times New Roman"/>
-          <w:kern w:val="0"/>
-          <w:lang w:eastAsia="fr-FR"/>
-          <w14:ligatures w14:val="none"/>
-        </w:rPr>
-        <w:t>souhaitant trouver des outils pour l’aider à réaliser des dictées ;</w:t>
-      </w:r>
-    </w:p>
-    <w:p>
-      <w:pPr>
-        <w:numPr>
-          <w:ilvl w:val="0"/>
-          <w:numId w:val="2"/>
-        </w:numPr>
-        <w:spacing w:before="100" w:beforeAutospacing="1" w:after="100" w:afterAutospacing="1" w:line="240" w:lineRule="auto"/>
-        <w:rPr>
-          <w:rFonts w:ascii="Times New Roman" w:eastAsia="Times New Roman" w:hAnsi="Times New Roman" w:cs="Times New Roman"/>
-          <w:kern w:val="0"/>
-          <w:lang w:eastAsia="fr-FR"/>
-          <w14:ligatures w14:val="none"/>
-        </w:rPr>
-      </w:pPr>
-      <w:r>
-        <w:rPr>
-          <w:rFonts w:ascii="Times New Roman" w:eastAsia="Times New Roman" w:hAnsi="Times New Roman" w:cs="Times New Roman"/>
-          <w:kern w:val="0"/>
-          <w:lang w:eastAsia="fr-FR"/>
-          <w14:ligatures w14:val="none"/>
-        </w:rPr>
-        <w:t>un professeur</w:t>
-      </w:r>
-      <w:r>
-        <w:rPr>
-          <w:rFonts w:ascii="Times New Roman" w:eastAsia="Times New Roman" w:hAnsi="Times New Roman" w:cs="Times New Roman"/>
-          <w:kern w:val="0"/>
-          <w:lang w:eastAsia="fr-FR"/>
-          <w14:ligatures w14:val="none"/>
-        </w:rPr>
-        <w:t xml:space="preserve"> venant pour la première fois sur le site, donc</w:t>
-      </w:r>
-      <w:r>
-        <w:rPr>
-          <w:rFonts w:ascii="Times New Roman" w:eastAsia="Times New Roman" w:hAnsi="Times New Roman" w:cs="Times New Roman"/>
-          <w:kern w:val="0"/>
-          <w:lang w:eastAsia="fr-FR"/>
-          <w14:ligatures w14:val="none"/>
-        </w:rPr>
-        <w:t xml:space="preserve"> </w:t>
-      </w:r>
-      <w:r>
-        <w:rPr>
-          <w:rFonts w:ascii="Times New Roman" w:eastAsia="Times New Roman" w:hAnsi="Times New Roman" w:cs="Times New Roman"/>
-          <w:kern w:val="0"/>
-          <w:lang w:eastAsia="fr-FR"/>
-          <w14:ligatures w14:val="none"/>
-        </w:rPr>
-        <w:t xml:space="preserve">pas encore </w:t>
-      </w:r>
-      <w:r>
-        <w:rPr>
-          <w:rFonts w:ascii="Times New Roman" w:eastAsia="Times New Roman" w:hAnsi="Times New Roman" w:cs="Times New Roman"/>
-          <w:kern w:val="0"/>
-          <w:lang w:eastAsia="fr-FR"/>
-          <w14:ligatures w14:val="none"/>
-        </w:rPr>
-        <w:t>connecté</w:t>
-      </w:r>
-      <w:r>
-        <w:rPr>
-          <w:rFonts w:ascii="Times New Roman" w:eastAsia="Times New Roman" w:hAnsi="Times New Roman" w:cs="Times New Roman"/>
-          <w:kern w:val="0"/>
-          <w:lang w:eastAsia="fr-FR"/>
-          <w14:ligatures w14:val="none"/>
-        </w:rPr>
-        <w:t>,</w:t>
-      </w:r>
-      <w:r>
-        <w:rPr>
-          <w:rFonts w:ascii="Times New Roman" w:eastAsia="Times New Roman" w:hAnsi="Times New Roman" w:cs="Times New Roman"/>
-          <w:kern w:val="0"/>
-          <w:lang w:eastAsia="fr-FR"/>
-          <w14:ligatures w14:val="none"/>
-        </w:rPr>
-        <w:t xml:space="preserve"> cherchant des </w:t>
-      </w:r>
-      <w:r>
-        <w:rPr>
-          <w:rFonts w:ascii="Times New Roman" w:eastAsia="Times New Roman" w:hAnsi="Times New Roman" w:cs="Times New Roman"/>
-          <w:kern w:val="0"/>
-          <w:lang w:eastAsia="fr-FR"/>
-          <w14:ligatures w14:val="none"/>
-        </w:rPr>
-        <w:t>(in)</w:t>
-      </w:r>
-      <w:r>
-        <w:rPr>
-          <w:rFonts w:ascii="Times New Roman" w:eastAsia="Times New Roman" w:hAnsi="Times New Roman" w:cs="Times New Roman"/>
-          <w:kern w:val="0"/>
-          <w:lang w:eastAsia="fr-FR"/>
-          <w14:ligatures w14:val="none"/>
-        </w:rPr>
-        <w:t>formations disponibles sur le site.</w:t>
-      </w:r>
-    </w:p>
-    <w:p>
-      <w:pPr>
-        <w:spacing w:before="100" w:beforeAutospacing="1" w:after="100" w:afterAutospacing="1" w:line="240" w:lineRule="auto"/>
-        <w:rPr>
-          <w:rFonts w:ascii="Times New Roman" w:eastAsia="Times New Roman" w:hAnsi="Times New Roman" w:cs="Times New Roman"/>
-          <w:kern w:val="0"/>
-          <w:lang w:eastAsia="fr-FR"/>
-          <w14:ligatures w14:val="none"/>
-        </w:rPr>
-      </w:pPr>
-      <w:r>
-        <w:rPr>
-          <w:rFonts w:ascii="Times New Roman" w:eastAsia="Times New Roman" w:hAnsi="Times New Roman" w:cs="Times New Roman"/>
-          <w:kern w:val="0"/>
-          <w:lang w:eastAsia="fr-FR"/>
-          <w14:ligatures w14:val="none"/>
-        </w:rPr>
-        <w:t>Cela m’a permis d’adapter le site aux besoins des différents utilisateurs.</w:t>
-      </w:r>
-    </w:p>
-    <w:p>
-      <w:pPr>
-        <w:spacing w:before="100" w:beforeAutospacing="1" w:after="100" w:afterAutospacing="1" w:line="240" w:lineRule="auto"/>
-        <w:rPr>
-          <w:rFonts w:ascii="Times New Roman" w:eastAsia="Times New Roman" w:hAnsi="Times New Roman" w:cs="Times New Roman"/>
-          <w:kern w:val="0"/>
-          <w:lang w:eastAsia="fr-FR"/>
-          <w14:ligatures w14:val="none"/>
-        </w:rPr>
-      </w:pPr>
-      <w:r>
-        <w:rPr>
-          <w:rFonts w:ascii="Times New Roman" w:eastAsia="Times New Roman" w:hAnsi="Times New Roman" w:cs="Times New Roman"/>
-          <w:kern w:val="0"/>
-          <w:lang w:eastAsia="fr-FR"/>
-          <w14:ligatures w14:val="none"/>
-        </w:rPr>
-        <w:lastRenderedPageBreak/>
-        <w:t>Ensuite, grâce aux scénarios des personas, j’ai réalisé une Journey Map afin d’analyser le parcours utilisateur :</w:t>
-      </w:r>
-    </w:p>
-    <w:p>
-      <w:pPr>
-        <w:numPr>
-          <w:ilvl w:val="0"/>
-          <w:numId w:val="3"/>
-        </w:numPr>
-        <w:spacing w:before="100" w:beforeAutospacing="1" w:after="100" w:afterAutospacing="1" w:line="240" w:lineRule="auto"/>
-        <w:rPr>
-          <w:rFonts w:ascii="Times New Roman" w:eastAsia="Times New Roman" w:hAnsi="Times New Roman" w:cs="Times New Roman"/>
-          <w:kern w:val="0"/>
-          <w:lang w:eastAsia="fr-FR"/>
-          <w14:ligatures w14:val="none"/>
-        </w:rPr>
-      </w:pPr>
-      <w:r>
-        <w:rPr>
-          <w:rFonts w:ascii="Times New Roman" w:eastAsia="Times New Roman" w:hAnsi="Times New Roman" w:cs="Times New Roman"/>
-          <w:kern w:val="0"/>
-          <w:lang w:eastAsia="fr-FR"/>
-          <w14:ligatures w14:val="none"/>
-        </w:rPr>
-        <w:t>identifier les endroits où l’utilisateur passe le plus de temps ;</w:t>
-      </w:r>
-    </w:p>
-    <w:p>
-      <w:pPr>
-        <w:numPr>
-          <w:ilvl w:val="0"/>
-          <w:numId w:val="3"/>
-        </w:numPr>
-        <w:spacing w:before="100" w:beforeAutospacing="1" w:after="100" w:afterAutospacing="1" w:line="240" w:lineRule="auto"/>
-        <w:rPr>
-          <w:rFonts w:ascii="Times New Roman" w:eastAsia="Times New Roman" w:hAnsi="Times New Roman" w:cs="Times New Roman"/>
-          <w:kern w:val="0"/>
-          <w:lang w:eastAsia="fr-FR"/>
-          <w14:ligatures w14:val="none"/>
-        </w:rPr>
-      </w:pPr>
-      <w:r>
-        <w:rPr>
-          <w:rFonts w:ascii="Times New Roman" w:eastAsia="Times New Roman" w:hAnsi="Times New Roman" w:cs="Times New Roman"/>
-          <w:kern w:val="0"/>
-          <w:lang w:eastAsia="fr-FR"/>
-          <w14:ligatures w14:val="none"/>
-        </w:rPr>
-        <w:t>repérer les éventuels problèmes ;</w:t>
-      </w:r>
-    </w:p>
-    <w:p>
-      <w:pPr>
-        <w:numPr>
-          <w:ilvl w:val="0"/>
-          <w:numId w:val="3"/>
-        </w:numPr>
-        <w:spacing w:before="100" w:beforeAutospacing="1" w:after="100" w:afterAutospacing="1" w:line="240" w:lineRule="auto"/>
-        <w:rPr>
-          <w:rFonts w:ascii="Times New Roman" w:eastAsia="Times New Roman" w:hAnsi="Times New Roman" w:cs="Times New Roman"/>
-          <w:kern w:val="0"/>
-          <w:lang w:eastAsia="fr-FR"/>
-          <w14:ligatures w14:val="none"/>
-        </w:rPr>
-      </w:pPr>
-      <w:r>
-        <w:rPr>
-          <w:rFonts w:ascii="Times New Roman" w:eastAsia="Times New Roman" w:hAnsi="Times New Roman" w:cs="Times New Roman"/>
-          <w:kern w:val="0"/>
-          <w:lang w:eastAsia="fr-FR"/>
-          <w14:ligatures w14:val="none"/>
-        </w:rPr>
-        <w:t>améliorer l’expérience utilisateur.</w:t>
-      </w:r>
-    </w:p>
-    <w:p>
-      <w:pPr>
-        <w:spacing w:before="100" w:beforeAutospacing="1" w:after="100" w:afterAutospacing="1" w:line="240" w:lineRule="auto"/>
-        <w:outlineLvl w:val="0"/>
+        <w:t xml:space="preserve">3. Persona et Journey </w:t>
+      </w:r>
+      <w:proofErr w:type="spellStart"/>
+      <w:r>
         <w:rPr>
           <w:rFonts w:ascii="Times New Roman" w:eastAsia="Times New Roman" w:hAnsi="Times New Roman" w:cs="Times New Roman"/>
           <w:b/>
@@ -690,8 +456,345 @@
           <w:lang w:eastAsia="fr-FR"/>
           <w14:ligatures w14:val="none"/>
         </w:rPr>
-      </w:pPr>
-      <w:r>
+        <w:t>Map</w:t>
+      </w:r>
+      <w:proofErr w:type="spellEnd"/>
+    </w:p>
+    <w:p>
+      <w:pPr>
+        <w:spacing w:before="100" w:beforeAutospacing="1" w:after="100" w:afterAutospacing="1" w:line="240" w:lineRule="auto"/>
+        <w:rPr>
+          <w:rFonts w:ascii="Times New Roman" w:eastAsia="Times New Roman" w:hAnsi="Times New Roman" w:cs="Times New Roman"/>
+          <w:kern w:val="0"/>
+          <w:lang w:eastAsia="fr-FR"/>
+          <w14:ligatures w14:val="none"/>
+        </w:rPr>
+      </w:pPr>
+      <w:r>
+        <w:rPr>
+          <w:rFonts w:ascii="Times New Roman" w:eastAsia="Times New Roman" w:hAnsi="Times New Roman" w:cs="Times New Roman"/>
+          <w:kern w:val="0"/>
+          <w:lang w:eastAsia="fr-FR"/>
+          <w14:ligatures w14:val="none"/>
+        </w:rPr>
+        <w:t xml:space="preserve">J’ai créé deux </w:t>
+      </w:r>
+      <w:proofErr w:type="spellStart"/>
+      <w:r>
+        <w:rPr>
+          <w:rFonts w:ascii="Times New Roman" w:eastAsia="Times New Roman" w:hAnsi="Times New Roman" w:cs="Times New Roman"/>
+          <w:kern w:val="0"/>
+          <w:lang w:eastAsia="fr-FR"/>
+          <w14:ligatures w14:val="none"/>
+        </w:rPr>
+        <w:t>personas</w:t>
+      </w:r>
+      <w:proofErr w:type="spellEnd"/>
+      <w:r>
+        <w:rPr>
+          <w:rFonts w:ascii="Times New Roman" w:eastAsia="Times New Roman" w:hAnsi="Times New Roman" w:cs="Times New Roman"/>
+          <w:kern w:val="0"/>
+          <w:lang w:eastAsia="fr-FR"/>
+          <w14:ligatures w14:val="none"/>
+        </w:rPr>
+        <w:t xml:space="preserve"> :</w:t>
+      </w:r>
+    </w:p>
+    <w:p>
+      <w:pPr>
+        <w:numPr>
+          <w:ilvl w:val="0"/>
+          <w:numId w:val="2"/>
+        </w:numPr>
+        <w:spacing w:before="100" w:beforeAutospacing="1" w:after="100" w:afterAutospacing="1" w:line="240" w:lineRule="auto"/>
+        <w:rPr>
+          <w:rFonts w:ascii="Times New Roman" w:eastAsia="Times New Roman" w:hAnsi="Times New Roman" w:cs="Times New Roman"/>
+          <w:kern w:val="0"/>
+          <w:lang w:eastAsia="fr-FR"/>
+          <w14:ligatures w14:val="none"/>
+        </w:rPr>
+      </w:pPr>
+      <w:r>
+        <w:rPr>
+          <w:rFonts w:ascii="Times New Roman" w:eastAsia="Times New Roman" w:hAnsi="Times New Roman" w:cs="Times New Roman"/>
+          <w:kern w:val="0"/>
+          <w:lang w:eastAsia="fr-FR"/>
+          <w14:ligatures w14:val="none"/>
+        </w:rPr>
+        <w:t xml:space="preserve">un professeur déjà inscrit </w:t>
+      </w:r>
+      <w:r>
+        <w:rPr>
+          <w:rFonts w:ascii="Times New Roman" w:eastAsia="Times New Roman" w:hAnsi="Times New Roman" w:cs="Times New Roman"/>
+          <w:kern w:val="0"/>
+          <w:lang w:eastAsia="fr-FR"/>
+          <w14:ligatures w14:val="none"/>
+        </w:rPr>
+        <w:t xml:space="preserve">sur le site de PLAI, </w:t>
+      </w:r>
+      <w:r>
+        <w:rPr>
+          <w:rFonts w:ascii="Times New Roman" w:eastAsia="Times New Roman" w:hAnsi="Times New Roman" w:cs="Times New Roman"/>
+          <w:kern w:val="0"/>
+          <w:lang w:eastAsia="fr-FR"/>
+          <w14:ligatures w14:val="none"/>
+        </w:rPr>
+        <w:t>souhaitant trouver des outils pour l’aider à réaliser des dictées ;</w:t>
+      </w:r>
+    </w:p>
+    <w:p>
+      <w:pPr>
+        <w:numPr>
+          <w:ilvl w:val="0"/>
+          <w:numId w:val="2"/>
+        </w:numPr>
+        <w:spacing w:before="100" w:beforeAutospacing="1" w:after="100" w:afterAutospacing="1" w:line="240" w:lineRule="auto"/>
+        <w:rPr>
+          <w:rFonts w:ascii="Times New Roman" w:eastAsia="Times New Roman" w:hAnsi="Times New Roman" w:cs="Times New Roman"/>
+          <w:kern w:val="0"/>
+          <w:lang w:eastAsia="fr-FR"/>
+          <w14:ligatures w14:val="none"/>
+        </w:rPr>
+      </w:pPr>
+      <w:r>
+        <w:rPr>
+          <w:rFonts w:ascii="Times New Roman" w:eastAsia="Times New Roman" w:hAnsi="Times New Roman" w:cs="Times New Roman"/>
+          <w:kern w:val="0"/>
+          <w:lang w:eastAsia="fr-FR"/>
+          <w14:ligatures w14:val="none"/>
+        </w:rPr>
+        <w:t>un professeur</w:t>
+      </w:r>
+      <w:r>
+        <w:rPr>
+          <w:rFonts w:ascii="Times New Roman" w:eastAsia="Times New Roman" w:hAnsi="Times New Roman" w:cs="Times New Roman"/>
+          <w:kern w:val="0"/>
+          <w:lang w:eastAsia="fr-FR"/>
+          <w14:ligatures w14:val="none"/>
+        </w:rPr>
+        <w:t xml:space="preserve"> venant pour la première fois sur le site, donc</w:t>
+      </w:r>
+      <w:r>
+        <w:rPr>
+          <w:rFonts w:ascii="Times New Roman" w:eastAsia="Times New Roman" w:hAnsi="Times New Roman" w:cs="Times New Roman"/>
+          <w:kern w:val="0"/>
+          <w:lang w:eastAsia="fr-FR"/>
+          <w14:ligatures w14:val="none"/>
+        </w:rPr>
+        <w:t xml:space="preserve"> </w:t>
+      </w:r>
+      <w:r>
+        <w:rPr>
+          <w:rFonts w:ascii="Times New Roman" w:eastAsia="Times New Roman" w:hAnsi="Times New Roman" w:cs="Times New Roman"/>
+          <w:kern w:val="0"/>
+          <w:lang w:eastAsia="fr-FR"/>
+          <w14:ligatures w14:val="none"/>
+        </w:rPr>
+        <w:t xml:space="preserve">pas encore </w:t>
+      </w:r>
+      <w:r>
+        <w:rPr>
+          <w:rFonts w:ascii="Times New Roman" w:eastAsia="Times New Roman" w:hAnsi="Times New Roman" w:cs="Times New Roman"/>
+          <w:kern w:val="0"/>
+          <w:lang w:eastAsia="fr-FR"/>
+          <w14:ligatures w14:val="none"/>
+        </w:rPr>
+        <w:t>connecté</w:t>
+      </w:r>
+      <w:r>
+        <w:rPr>
+          <w:rFonts w:ascii="Times New Roman" w:eastAsia="Times New Roman" w:hAnsi="Times New Roman" w:cs="Times New Roman"/>
+          <w:kern w:val="0"/>
+          <w:lang w:eastAsia="fr-FR"/>
+          <w14:ligatures w14:val="none"/>
+        </w:rPr>
+        <w:t>,</w:t>
+      </w:r>
+      <w:r>
+        <w:rPr>
+          <w:rFonts w:ascii="Times New Roman" w:eastAsia="Times New Roman" w:hAnsi="Times New Roman" w:cs="Times New Roman"/>
+          <w:kern w:val="0"/>
+          <w:lang w:eastAsia="fr-FR"/>
+          <w14:ligatures w14:val="none"/>
+        </w:rPr>
+        <w:t xml:space="preserve"> cherchant des </w:t>
+      </w:r>
+      <w:r>
+        <w:rPr>
+          <w:rFonts w:ascii="Times New Roman" w:eastAsia="Times New Roman" w:hAnsi="Times New Roman" w:cs="Times New Roman"/>
+          <w:kern w:val="0"/>
+          <w:lang w:eastAsia="fr-FR"/>
+          <w14:ligatures w14:val="none"/>
+        </w:rPr>
+        <w:t>(in)</w:t>
+      </w:r>
+      <w:r>
+        <w:rPr>
+          <w:rFonts w:ascii="Times New Roman" w:eastAsia="Times New Roman" w:hAnsi="Times New Roman" w:cs="Times New Roman"/>
+          <w:kern w:val="0"/>
+          <w:lang w:eastAsia="fr-FR"/>
+          <w14:ligatures w14:val="none"/>
+        </w:rPr>
+        <w:t>formations disponibles sur le site.</w:t>
+      </w:r>
+    </w:p>
+    <w:p>
+      <w:pPr>
+        <w:spacing w:before="100" w:beforeAutospacing="1" w:after="100" w:afterAutospacing="1" w:line="240" w:lineRule="auto"/>
+        <w:rPr>
+          <w:rFonts w:ascii="Times New Roman" w:eastAsia="Times New Roman" w:hAnsi="Times New Roman" w:cs="Times New Roman"/>
+          <w:kern w:val="0"/>
+          <w:lang w:eastAsia="fr-FR"/>
+          <w14:ligatures w14:val="none"/>
+        </w:rPr>
+      </w:pPr>
+      <w:r>
+        <w:rPr>
+          <w:rFonts w:ascii="Times New Roman" w:eastAsia="Times New Roman" w:hAnsi="Times New Roman" w:cs="Times New Roman"/>
+          <w:kern w:val="0"/>
+          <w:lang w:eastAsia="fr-FR"/>
+          <w14:ligatures w14:val="none"/>
+        </w:rPr>
+        <w:t>Cela m’a permis d’adapter le site aux besoins des différents utilisateurs.</w:t>
+      </w:r>
+    </w:p>
+    <w:p>
+      <w:pPr>
+        <w:spacing w:before="100" w:beforeAutospacing="1" w:after="100" w:afterAutospacing="1" w:line="240" w:lineRule="auto"/>
+        <w:rPr>
+          <w:rFonts w:ascii="Times New Roman" w:eastAsia="Times New Roman" w:hAnsi="Times New Roman" w:cs="Times New Roman"/>
+          <w:kern w:val="0"/>
+          <w:lang w:eastAsia="fr-FR"/>
+          <w14:ligatures w14:val="none"/>
+        </w:rPr>
+      </w:pPr>
+      <w:r>
+        <w:rPr>
+          <w:rFonts w:ascii="Times New Roman" w:eastAsia="Times New Roman" w:hAnsi="Times New Roman" w:cs="Times New Roman"/>
+          <w:kern w:val="0"/>
+          <w:lang w:eastAsia="fr-FR"/>
+          <w14:ligatures w14:val="none"/>
+        </w:rPr>
+        <w:lastRenderedPageBreak/>
+        <w:t xml:space="preserve">Ensuite, grâce aux scénarios des </w:t>
+      </w:r>
+      <w:proofErr w:type="spellStart"/>
+      <w:r>
+        <w:rPr>
+          <w:rFonts w:ascii="Times New Roman" w:eastAsia="Times New Roman" w:hAnsi="Times New Roman" w:cs="Times New Roman"/>
+          <w:kern w:val="0"/>
+          <w:lang w:eastAsia="fr-FR"/>
+          <w14:ligatures w14:val="none"/>
+        </w:rPr>
+        <w:t>personas</w:t>
+      </w:r>
+      <w:proofErr w:type="spellEnd"/>
+      <w:r>
+        <w:rPr>
+          <w:rFonts w:ascii="Times New Roman" w:eastAsia="Times New Roman" w:hAnsi="Times New Roman" w:cs="Times New Roman"/>
+          <w:kern w:val="0"/>
+          <w:lang w:eastAsia="fr-FR"/>
+          <w14:ligatures w14:val="none"/>
+        </w:rPr>
+        <w:t xml:space="preserve">, j’ai réalisé une Journey </w:t>
+      </w:r>
+      <w:proofErr w:type="spellStart"/>
+      <w:r>
+        <w:rPr>
+          <w:rFonts w:ascii="Times New Roman" w:eastAsia="Times New Roman" w:hAnsi="Times New Roman" w:cs="Times New Roman"/>
+          <w:kern w:val="0"/>
+          <w:lang w:eastAsia="fr-FR"/>
+          <w14:ligatures w14:val="none"/>
+        </w:rPr>
+        <w:t>Map</w:t>
+      </w:r>
+      <w:proofErr w:type="spellEnd"/>
+      <w:r>
+        <w:rPr>
+          <w:rFonts w:ascii="Times New Roman" w:eastAsia="Times New Roman" w:hAnsi="Times New Roman" w:cs="Times New Roman"/>
+          <w:kern w:val="0"/>
+          <w:lang w:eastAsia="fr-FR"/>
+          <w14:ligatures w14:val="none"/>
+        </w:rPr>
+        <w:t xml:space="preserve"> afin d’analyser le parcours utilisateur :</w:t>
+      </w:r>
+    </w:p>
+    <w:p>
+      <w:pPr>
+        <w:numPr>
+          <w:ilvl w:val="0"/>
+          <w:numId w:val="3"/>
+        </w:numPr>
+        <w:spacing w:before="100" w:beforeAutospacing="1" w:after="100" w:afterAutospacing="1" w:line="240" w:lineRule="auto"/>
+        <w:rPr>
+          <w:rFonts w:ascii="Times New Roman" w:eastAsia="Times New Roman" w:hAnsi="Times New Roman" w:cs="Times New Roman"/>
+          <w:kern w:val="0"/>
+          <w:lang w:eastAsia="fr-FR"/>
+          <w14:ligatures w14:val="none"/>
+        </w:rPr>
+      </w:pPr>
+      <w:r>
+        <w:rPr>
+          <w:rFonts w:ascii="Times New Roman" w:eastAsia="Times New Roman" w:hAnsi="Times New Roman" w:cs="Times New Roman"/>
+          <w:kern w:val="0"/>
+          <w:lang w:eastAsia="fr-FR"/>
+          <w14:ligatures w14:val="none"/>
+        </w:rPr>
+        <w:t>identifier les endroits où l’utilisateur passe le plus de temps ;</w:t>
+      </w:r>
+    </w:p>
+    <w:p>
+      <w:pPr>
+        <w:numPr>
+          <w:ilvl w:val="0"/>
+          <w:numId w:val="3"/>
+        </w:numPr>
+        <w:spacing w:before="100" w:beforeAutospacing="1" w:after="100" w:afterAutospacing="1" w:line="240" w:lineRule="auto"/>
+        <w:rPr>
+          <w:rFonts w:ascii="Times New Roman" w:eastAsia="Times New Roman" w:hAnsi="Times New Roman" w:cs="Times New Roman"/>
+          <w:kern w:val="0"/>
+          <w:lang w:eastAsia="fr-FR"/>
+          <w14:ligatures w14:val="none"/>
+        </w:rPr>
+      </w:pPr>
+      <w:r>
+        <w:rPr>
+          <w:rFonts w:ascii="Times New Roman" w:eastAsia="Times New Roman" w:hAnsi="Times New Roman" w:cs="Times New Roman"/>
+          <w:kern w:val="0"/>
+          <w:lang w:eastAsia="fr-FR"/>
+          <w14:ligatures w14:val="none"/>
+        </w:rPr>
+        <w:t>repérer les éventuels problèmes ;</w:t>
+      </w:r>
+    </w:p>
+    <w:p>
+      <w:pPr>
+        <w:numPr>
+          <w:ilvl w:val="0"/>
+          <w:numId w:val="3"/>
+        </w:numPr>
+        <w:spacing w:before="100" w:beforeAutospacing="1" w:after="100" w:afterAutospacing="1" w:line="240" w:lineRule="auto"/>
+        <w:rPr>
+          <w:rFonts w:ascii="Times New Roman" w:eastAsia="Times New Roman" w:hAnsi="Times New Roman" w:cs="Times New Roman"/>
+          <w:kern w:val="0"/>
+          <w:lang w:eastAsia="fr-FR"/>
+          <w14:ligatures w14:val="none"/>
+        </w:rPr>
+      </w:pPr>
+      <w:r>
+        <w:rPr>
+          <w:rFonts w:ascii="Times New Roman" w:eastAsia="Times New Roman" w:hAnsi="Times New Roman" w:cs="Times New Roman"/>
+          <w:kern w:val="0"/>
+          <w:lang w:eastAsia="fr-FR"/>
+          <w14:ligatures w14:val="none"/>
+        </w:rPr>
+        <w:t>améliorer l’expérience utilisateur.</w:t>
+      </w:r>
+    </w:p>
+    <w:p>
+      <w:pPr>
+        <w:spacing w:before="100" w:beforeAutospacing="1" w:after="100" w:afterAutospacing="1" w:line="240" w:lineRule="auto"/>
+        <w:outlineLvl w:val="0"/>
         <w:rPr>
           <w:rFonts w:ascii="Times New Roman" w:eastAsia="Times New Roman" w:hAnsi="Times New Roman" w:cs="Times New Roman"/>
           <w:b/>
@@ -702,271 +805,8 @@
           <w:lang w:eastAsia="fr-FR"/>
           <w14:ligatures w14:val="none"/>
         </w:rPr>
-        <w:t>4. Conception UX/UI sur Figma</w:t>
-      </w:r>
-    </w:p>
-    <w:p>
-      <w:pPr>
-        <w:spacing w:before="100" w:beforeAutospacing="1" w:after="100" w:afterAutospacing="1" w:line="240" w:lineRule="auto"/>
-        <w:outlineLvl w:val="1"/>
-        <w:rPr>
-          <w:rFonts w:ascii="Times New Roman" w:eastAsia="Times New Roman" w:hAnsi="Times New Roman" w:cs="Times New Roman"/>
-          <w:b/>
-          <w:bCs/>
-          <w:kern w:val="0"/>
-          <w:sz w:val="36"/>
-          <w:szCs w:val="36"/>
-          <w:lang w:eastAsia="fr-FR"/>
-          <w14:ligatures w14:val="none"/>
-        </w:rPr>
-      </w:pPr>
-      <w:r>
-        <w:rPr>
-          <w:rFonts w:ascii="Times New Roman" w:eastAsia="Times New Roman" w:hAnsi="Times New Roman" w:cs="Times New Roman"/>
-          <w:b/>
-          <w:bCs/>
-          <w:kern w:val="0"/>
-          <w:sz w:val="36"/>
-          <w:szCs w:val="36"/>
-          <w:lang w:eastAsia="fr-FR"/>
-          <w14:ligatures w14:val="none"/>
-        </w:rPr>
-        <w:t>UX Design</w:t>
-      </w:r>
-    </w:p>
-    <w:p>
-      <w:pPr>
-        <w:spacing w:before="100" w:beforeAutospacing="1" w:after="100" w:afterAutospacing="1" w:line="240" w:lineRule="auto"/>
-        <w:rPr>
-          <w:rFonts w:ascii="Times New Roman" w:eastAsia="Times New Roman" w:hAnsi="Times New Roman" w:cs="Times New Roman"/>
-          <w:kern w:val="0"/>
-          <w:lang w:eastAsia="fr-FR"/>
-          <w14:ligatures w14:val="none"/>
-        </w:rPr>
-      </w:pPr>
-      <w:r>
-        <w:rPr>
-          <w:rFonts w:ascii="Times New Roman" w:eastAsia="Times New Roman" w:hAnsi="Times New Roman" w:cs="Times New Roman"/>
-          <w:kern w:val="0"/>
-          <w:lang w:eastAsia="fr-FR"/>
-          <w14:ligatures w14:val="none"/>
-        </w:rPr>
-        <w:t>Avant de travailler sur Figma, j’ai réalisé plusieurs croquis papier afin de réfléchir à la structure des pages et à l’organisation du contenu.</w:t>
-      </w:r>
-    </w:p>
-    <w:p>
-      <w:pPr>
-        <w:spacing w:before="100" w:beforeAutospacing="1" w:after="100" w:afterAutospacing="1" w:line="240" w:lineRule="auto"/>
-        <w:rPr>
-          <w:rFonts w:ascii="Times New Roman" w:eastAsia="Times New Roman" w:hAnsi="Times New Roman" w:cs="Times New Roman"/>
-          <w:kern w:val="0"/>
-          <w:lang w:eastAsia="fr-FR"/>
-          <w14:ligatures w14:val="none"/>
-        </w:rPr>
-      </w:pPr>
-      <w:r>
-        <w:rPr>
-          <w:rFonts w:ascii="Times New Roman" w:eastAsia="Times New Roman" w:hAnsi="Times New Roman" w:cs="Times New Roman"/>
-          <w:kern w:val="0"/>
-          <w:lang w:eastAsia="fr-FR"/>
-          <w14:ligatures w14:val="none"/>
-        </w:rPr>
-        <w:t>Cela m’a aidé à concevoir la structure globale du site avant la phase de design.</w:t>
-      </w:r>
-    </w:p>
-    <w:p>
-      <w:pPr>
-        <w:spacing w:before="100" w:beforeAutospacing="1" w:after="100" w:afterAutospacing="1" w:line="240" w:lineRule="auto"/>
-        <w:outlineLvl w:val="1"/>
-        <w:rPr>
-          <w:rFonts w:ascii="Times New Roman" w:eastAsia="Times New Roman" w:hAnsi="Times New Roman" w:cs="Times New Roman"/>
-          <w:b/>
-          <w:bCs/>
-          <w:kern w:val="0"/>
-          <w:sz w:val="36"/>
-          <w:szCs w:val="36"/>
-          <w:lang w:eastAsia="fr-FR"/>
-          <w14:ligatures w14:val="none"/>
-        </w:rPr>
-      </w:pPr>
-      <w:r>
-        <w:rPr>
-          <w:rFonts w:ascii="Times New Roman" w:eastAsia="Times New Roman" w:hAnsi="Times New Roman" w:cs="Times New Roman"/>
-          <w:b/>
-          <w:bCs/>
-          <w:kern w:val="0"/>
-          <w:sz w:val="36"/>
-          <w:szCs w:val="36"/>
-          <w:lang w:eastAsia="fr-FR"/>
-          <w14:ligatures w14:val="none"/>
-        </w:rPr>
-        <w:t>UI Design</w:t>
-      </w:r>
-    </w:p>
-    <w:p>
-      <w:pPr>
-        <w:spacing w:before="100" w:beforeAutospacing="1" w:after="100" w:afterAutospacing="1" w:line="240" w:lineRule="auto"/>
-        <w:rPr>
-          <w:rFonts w:ascii="Times New Roman" w:eastAsia="Times New Roman" w:hAnsi="Times New Roman" w:cs="Times New Roman"/>
-          <w:kern w:val="0"/>
-          <w:lang w:eastAsia="fr-FR"/>
-          <w14:ligatures w14:val="none"/>
-        </w:rPr>
-      </w:pPr>
-      <w:r>
-        <w:rPr>
-          <w:rFonts w:ascii="Times New Roman" w:eastAsia="Times New Roman" w:hAnsi="Times New Roman" w:cs="Times New Roman"/>
-          <w:kern w:val="0"/>
-          <w:lang w:eastAsia="fr-FR"/>
-          <w14:ligatures w14:val="none"/>
-        </w:rPr>
-        <w:t>Ensuite, j’ai conçu l’interface sur Figma :</w:t>
-      </w:r>
-    </w:p>
-    <w:p>
-      <w:pPr>
-        <w:numPr>
-          <w:ilvl w:val="0"/>
-          <w:numId w:val="4"/>
-        </w:numPr>
-        <w:spacing w:before="100" w:beforeAutospacing="1" w:after="100" w:afterAutospacing="1" w:line="240" w:lineRule="auto"/>
-        <w:rPr>
-          <w:rFonts w:ascii="Times New Roman" w:eastAsia="Times New Roman" w:hAnsi="Times New Roman" w:cs="Times New Roman"/>
-          <w:kern w:val="0"/>
-          <w:lang w:eastAsia="fr-FR"/>
-          <w14:ligatures w14:val="none"/>
-        </w:rPr>
-      </w:pPr>
-      <w:r>
-        <w:rPr>
-          <w:rFonts w:ascii="Times New Roman" w:eastAsia="Times New Roman" w:hAnsi="Times New Roman" w:cs="Times New Roman"/>
-          <w:kern w:val="0"/>
-          <w:lang w:eastAsia="fr-FR"/>
-          <w14:ligatures w14:val="none"/>
-        </w:rPr>
-        <w:t>choix des couleurs ;</w:t>
-      </w:r>
-    </w:p>
-    <w:p>
-      <w:pPr>
-        <w:numPr>
-          <w:ilvl w:val="0"/>
-          <w:numId w:val="4"/>
-        </w:numPr>
-        <w:spacing w:before="100" w:beforeAutospacing="1" w:after="100" w:afterAutospacing="1" w:line="240" w:lineRule="auto"/>
-        <w:rPr>
-          <w:rFonts w:ascii="Times New Roman" w:eastAsia="Times New Roman" w:hAnsi="Times New Roman" w:cs="Times New Roman"/>
-          <w:kern w:val="0"/>
-          <w:lang w:eastAsia="fr-FR"/>
-          <w14:ligatures w14:val="none"/>
-        </w:rPr>
-      </w:pPr>
-      <w:r>
-        <w:rPr>
-          <w:rFonts w:ascii="Times New Roman" w:eastAsia="Times New Roman" w:hAnsi="Times New Roman" w:cs="Times New Roman"/>
-          <w:kern w:val="0"/>
-          <w:lang w:eastAsia="fr-FR"/>
-          <w14:ligatures w14:val="none"/>
-        </w:rPr>
-        <w:t>typographie ;</w:t>
-      </w:r>
-    </w:p>
-    <w:p>
-      <w:pPr>
-        <w:numPr>
-          <w:ilvl w:val="0"/>
-          <w:numId w:val="4"/>
-        </w:numPr>
-        <w:spacing w:before="100" w:beforeAutospacing="1" w:after="100" w:afterAutospacing="1" w:line="240" w:lineRule="auto"/>
-        <w:rPr>
-          <w:rFonts w:ascii="Times New Roman" w:eastAsia="Times New Roman" w:hAnsi="Times New Roman" w:cs="Times New Roman"/>
-          <w:kern w:val="0"/>
-          <w:lang w:eastAsia="fr-FR"/>
-          <w14:ligatures w14:val="none"/>
-        </w:rPr>
-      </w:pPr>
-      <w:r>
-        <w:rPr>
-          <w:rFonts w:ascii="Times New Roman" w:eastAsia="Times New Roman" w:hAnsi="Times New Roman" w:cs="Times New Roman"/>
-          <w:kern w:val="0"/>
-          <w:lang w:eastAsia="fr-FR"/>
-          <w14:ligatures w14:val="none"/>
-        </w:rPr>
-        <w:t>tailles ;</w:t>
-      </w:r>
-    </w:p>
-    <w:p>
-      <w:pPr>
-        <w:numPr>
-          <w:ilvl w:val="0"/>
-          <w:numId w:val="4"/>
-        </w:numPr>
-        <w:spacing w:before="100" w:beforeAutospacing="1" w:after="100" w:afterAutospacing="1" w:line="240" w:lineRule="auto"/>
-        <w:rPr>
-          <w:rFonts w:ascii="Times New Roman" w:eastAsia="Times New Roman" w:hAnsi="Times New Roman" w:cs="Times New Roman"/>
-          <w:kern w:val="0"/>
-          <w:lang w:eastAsia="fr-FR"/>
-          <w14:ligatures w14:val="none"/>
-        </w:rPr>
-      </w:pPr>
-      <w:r>
-        <w:rPr>
-          <w:rFonts w:ascii="Times New Roman" w:eastAsia="Times New Roman" w:hAnsi="Times New Roman" w:cs="Times New Roman"/>
-          <w:kern w:val="0"/>
-          <w:lang w:eastAsia="fr-FR"/>
-          <w14:ligatures w14:val="none"/>
-        </w:rPr>
-        <w:t>contrastes ;</w:t>
-      </w:r>
-    </w:p>
-    <w:p>
-      <w:pPr>
-        <w:numPr>
-          <w:ilvl w:val="0"/>
-          <w:numId w:val="4"/>
-        </w:numPr>
-        <w:spacing w:before="100" w:beforeAutospacing="1" w:after="100" w:afterAutospacing="1" w:line="240" w:lineRule="auto"/>
-        <w:rPr>
-          <w:rFonts w:ascii="Times New Roman" w:eastAsia="Times New Roman" w:hAnsi="Times New Roman" w:cs="Times New Roman"/>
-          <w:kern w:val="0"/>
-          <w:lang w:eastAsia="fr-FR"/>
-          <w14:ligatures w14:val="none"/>
-        </w:rPr>
-      </w:pPr>
-      <w:r>
-        <w:rPr>
-          <w:rFonts w:ascii="Times New Roman" w:eastAsia="Times New Roman" w:hAnsi="Times New Roman" w:cs="Times New Roman"/>
-          <w:kern w:val="0"/>
-          <w:lang w:eastAsia="fr-FR"/>
-          <w14:ligatures w14:val="none"/>
-        </w:rPr>
-        <w:t>disposition des éléments.</w:t>
-      </w:r>
-    </w:p>
-    <w:p>
-      <w:pPr>
-        <w:spacing w:before="100" w:beforeAutospacing="1" w:after="100" w:afterAutospacing="1" w:line="240" w:lineRule="auto"/>
-        <w:rPr>
-          <w:rFonts w:ascii="Times New Roman" w:eastAsia="Times New Roman" w:hAnsi="Times New Roman" w:cs="Times New Roman"/>
-          <w:kern w:val="0"/>
-          <w:lang w:eastAsia="fr-FR"/>
-          <w14:ligatures w14:val="none"/>
-        </w:rPr>
-      </w:pPr>
-      <w:r>
-        <w:rPr>
-          <w:rFonts w:ascii="Times New Roman" w:eastAsia="Times New Roman" w:hAnsi="Times New Roman" w:cs="Times New Roman"/>
-          <w:kern w:val="0"/>
-          <w:lang w:eastAsia="fr-FR"/>
-          <w14:ligatures w14:val="none"/>
-        </w:rPr>
-        <w:t>Cela m’a permis de créer des prototypes et de tester le design avant le développement.</w:t>
-      </w:r>
-    </w:p>
-    <w:p>
-      <w:pPr>
-        <w:spacing w:before="100" w:beforeAutospacing="1" w:after="100" w:afterAutospacing="1" w:line="240" w:lineRule="auto"/>
-        <w:outlineLvl w:val="0"/>
+      </w:pPr>
+      <w:r>
         <w:rPr>
           <w:rFonts w:ascii="Times New Roman" w:eastAsia="Times New Roman" w:hAnsi="Times New Roman" w:cs="Times New Roman"/>
           <w:b/>
@@ -977,7 +817,9 @@
           <w:lang w:eastAsia="fr-FR"/>
           <w14:ligatures w14:val="none"/>
         </w:rPr>
-      </w:pPr>
+        <w:t xml:space="preserve">4. Conception UX/UI sur </w:t>
+      </w:r>
+      <w:proofErr w:type="spellStart"/>
       <w:r>
         <w:rPr>
           <w:rFonts w:ascii="Times New Roman" w:eastAsia="Times New Roman" w:hAnsi="Times New Roman" w:cs="Times New Roman"/>
@@ -989,6 +831,334 @@
           <w:lang w:eastAsia="fr-FR"/>
           <w14:ligatures w14:val="none"/>
         </w:rPr>
+        <w:t>Figma</w:t>
+      </w:r>
+      <w:proofErr w:type="spellEnd"/>
+    </w:p>
+    <w:p>
+      <w:pPr>
+        <w:spacing w:before="100" w:beforeAutospacing="1" w:after="100" w:afterAutospacing="1" w:line="240" w:lineRule="auto"/>
+        <w:outlineLvl w:val="1"/>
+        <w:rPr>
+          <w:rFonts w:ascii="Times New Roman" w:eastAsia="Times New Roman" w:hAnsi="Times New Roman" w:cs="Times New Roman"/>
+          <w:b/>
+          <w:bCs/>
+          <w:kern w:val="0"/>
+          <w:sz w:val="36"/>
+          <w:szCs w:val="36"/>
+          <w:lang w:eastAsia="fr-FR"/>
+          <w14:ligatures w14:val="none"/>
+        </w:rPr>
+      </w:pPr>
+      <w:r>
+        <w:rPr>
+          <w:rFonts w:ascii="Times New Roman" w:eastAsia="Times New Roman" w:hAnsi="Times New Roman" w:cs="Times New Roman"/>
+          <w:b/>
+          <w:bCs/>
+          <w:kern w:val="0"/>
+          <w:sz w:val="36"/>
+          <w:szCs w:val="36"/>
+          <w:lang w:eastAsia="fr-FR"/>
+          <w14:ligatures w14:val="none"/>
+        </w:rPr>
+        <w:t>UX Design</w:t>
+      </w:r>
+    </w:p>
+    <w:p>
+      <w:pPr>
+        <w:spacing w:before="100" w:beforeAutospacing="1" w:after="100" w:afterAutospacing="1" w:line="240" w:lineRule="auto"/>
+        <w:rPr>
+          <w:rFonts w:ascii="Times New Roman" w:eastAsia="Times New Roman" w:hAnsi="Times New Roman" w:cs="Times New Roman"/>
+          <w:kern w:val="0"/>
+          <w:lang w:eastAsia="fr-FR"/>
+          <w14:ligatures w14:val="none"/>
+        </w:rPr>
+      </w:pPr>
+      <w:r>
+        <w:rPr>
+          <w:rFonts w:ascii="Times New Roman" w:eastAsia="Times New Roman" w:hAnsi="Times New Roman" w:cs="Times New Roman"/>
+          <w:kern w:val="0"/>
+          <w:lang w:eastAsia="fr-FR"/>
+          <w14:ligatures w14:val="none"/>
+        </w:rPr>
+        <w:t xml:space="preserve">Avant de travailler sur </w:t>
+      </w:r>
+      <w:proofErr w:type="spellStart"/>
+      <w:r>
+        <w:rPr>
+          <w:rFonts w:ascii="Times New Roman" w:eastAsia="Times New Roman" w:hAnsi="Times New Roman" w:cs="Times New Roman"/>
+          <w:kern w:val="0"/>
+          <w:lang w:eastAsia="fr-FR"/>
+          <w14:ligatures w14:val="none"/>
+        </w:rPr>
+        <w:t>Figma</w:t>
+      </w:r>
+      <w:proofErr w:type="spellEnd"/>
+      <w:r>
+        <w:rPr>
+          <w:rFonts w:ascii="Times New Roman" w:eastAsia="Times New Roman" w:hAnsi="Times New Roman" w:cs="Times New Roman"/>
+          <w:kern w:val="0"/>
+          <w:lang w:eastAsia="fr-FR"/>
+          <w14:ligatures w14:val="none"/>
+        </w:rPr>
+        <w:t>, j’ai réalisé plusieurs croquis papier afin de réfléchir à la structure des pages et à l’organisation du contenu.</w:t>
+      </w:r>
+    </w:p>
+    <w:p>
+      <w:pPr>
+        <w:spacing w:before="100" w:beforeAutospacing="1" w:after="100" w:afterAutospacing="1" w:line="240" w:lineRule="auto"/>
+        <w:rPr>
+          <w:rFonts w:ascii="Times New Roman" w:eastAsia="Times New Roman" w:hAnsi="Times New Roman" w:cs="Times New Roman"/>
+          <w:kern w:val="0"/>
+          <w:lang w:eastAsia="fr-FR"/>
+          <w14:ligatures w14:val="none"/>
+        </w:rPr>
+      </w:pPr>
+      <w:r>
+        <w:rPr>
+          <w:rFonts w:ascii="Times New Roman" w:eastAsia="Times New Roman" w:hAnsi="Times New Roman" w:cs="Times New Roman"/>
+          <w:kern w:val="0"/>
+          <w:lang w:eastAsia="fr-FR"/>
+          <w14:ligatures w14:val="none"/>
+        </w:rPr>
+        <w:t>Cela m’a aidé à concevoir la structure globale du site avant la phase de design.</w:t>
+      </w:r>
+    </w:p>
+    <w:p>
+      <w:pPr>
+        <w:spacing w:before="100" w:beforeAutospacing="1" w:after="100" w:afterAutospacing="1" w:line="240" w:lineRule="auto"/>
+        <w:outlineLvl w:val="1"/>
+        <w:rPr>
+          <w:rFonts w:ascii="Times New Roman" w:eastAsia="Times New Roman" w:hAnsi="Times New Roman" w:cs="Times New Roman"/>
+          <w:b/>
+          <w:bCs/>
+          <w:kern w:val="0"/>
+          <w:sz w:val="36"/>
+          <w:szCs w:val="36"/>
+          <w:lang w:eastAsia="fr-FR"/>
+          <w14:ligatures w14:val="none"/>
+        </w:rPr>
+      </w:pPr>
+      <w:r>
+        <w:rPr>
+          <w:rFonts w:ascii="Times New Roman" w:eastAsia="Times New Roman" w:hAnsi="Times New Roman" w:cs="Times New Roman"/>
+          <w:b/>
+          <w:bCs/>
+          <w:kern w:val="0"/>
+          <w:sz w:val="36"/>
+          <w:szCs w:val="36"/>
+          <w:lang w:eastAsia="fr-FR"/>
+          <w14:ligatures w14:val="none"/>
+        </w:rPr>
+        <w:t>UI Design</w:t>
+      </w:r>
+    </w:p>
+    <w:p>
+      <w:pPr>
+        <w:spacing w:before="100" w:beforeAutospacing="1" w:after="100" w:afterAutospacing="1" w:line="240" w:lineRule="auto"/>
+        <w:rPr>
+          <w:rFonts w:ascii="Times New Roman" w:eastAsia="Times New Roman" w:hAnsi="Times New Roman" w:cs="Times New Roman"/>
+          <w:kern w:val="0"/>
+          <w:lang w:eastAsia="fr-FR"/>
+          <w14:ligatures w14:val="none"/>
+        </w:rPr>
+      </w:pPr>
+      <w:r>
+        <w:rPr>
+          <w:rFonts w:ascii="Times New Roman" w:eastAsia="Times New Roman" w:hAnsi="Times New Roman" w:cs="Times New Roman"/>
+          <w:kern w:val="0"/>
+          <w:lang w:eastAsia="fr-FR"/>
+          <w14:ligatures w14:val="none"/>
+        </w:rPr>
+        <w:t xml:space="preserve">Ensuite, j’ai conçu l’interface sur </w:t>
+      </w:r>
+      <w:proofErr w:type="spellStart"/>
+      <w:r>
+        <w:rPr>
+          <w:rFonts w:ascii="Times New Roman" w:eastAsia="Times New Roman" w:hAnsi="Times New Roman" w:cs="Times New Roman"/>
+          <w:kern w:val="0"/>
+          <w:lang w:eastAsia="fr-FR"/>
+          <w14:ligatures w14:val="none"/>
+        </w:rPr>
+        <w:t>Figma</w:t>
+      </w:r>
+      <w:proofErr w:type="spellEnd"/>
+      <w:r>
+        <w:rPr>
+          <w:rFonts w:ascii="Times New Roman" w:eastAsia="Times New Roman" w:hAnsi="Times New Roman" w:cs="Times New Roman"/>
+          <w:kern w:val="0"/>
+          <w:lang w:eastAsia="fr-FR"/>
+          <w14:ligatures w14:val="none"/>
+        </w:rPr>
+        <w:t xml:space="preserve"> :</w:t>
+      </w:r>
+    </w:p>
+    <w:p>
+      <w:pPr>
+        <w:numPr>
+          <w:ilvl w:val="0"/>
+          <w:numId w:val="4"/>
+        </w:numPr>
+        <w:spacing w:before="100" w:beforeAutospacing="1" w:after="100" w:afterAutospacing="1" w:line="240" w:lineRule="auto"/>
+        <w:rPr>
+          <w:rFonts w:ascii="Times New Roman" w:eastAsia="Times New Roman" w:hAnsi="Times New Roman" w:cs="Times New Roman"/>
+          <w:kern w:val="0"/>
+          <w:lang w:eastAsia="fr-FR"/>
+          <w14:ligatures w14:val="none"/>
+        </w:rPr>
+      </w:pPr>
+      <w:r>
+        <w:rPr>
+          <w:rFonts w:ascii="Times New Roman" w:eastAsia="Times New Roman" w:hAnsi="Times New Roman" w:cs="Times New Roman"/>
+          <w:kern w:val="0"/>
+          <w:lang w:eastAsia="fr-FR"/>
+          <w14:ligatures w14:val="none"/>
+        </w:rPr>
+        <w:t>choix des couleurs ;</w:t>
+      </w:r>
+    </w:p>
+    <w:p>
+      <w:pPr>
+        <w:numPr>
+          <w:ilvl w:val="0"/>
+          <w:numId w:val="4"/>
+        </w:numPr>
+        <w:spacing w:before="100" w:beforeAutospacing="1" w:after="100" w:afterAutospacing="1" w:line="240" w:lineRule="auto"/>
+        <w:rPr>
+          <w:rFonts w:ascii="Times New Roman" w:eastAsia="Times New Roman" w:hAnsi="Times New Roman" w:cs="Times New Roman"/>
+          <w:kern w:val="0"/>
+          <w:lang w:eastAsia="fr-FR"/>
+          <w14:ligatures w14:val="none"/>
+        </w:rPr>
+      </w:pPr>
+      <w:r>
+        <w:rPr>
+          <w:rFonts w:ascii="Times New Roman" w:eastAsia="Times New Roman" w:hAnsi="Times New Roman" w:cs="Times New Roman"/>
+          <w:kern w:val="0"/>
+          <w:lang w:eastAsia="fr-FR"/>
+          <w14:ligatures w14:val="none"/>
+        </w:rPr>
+        <w:t>typographie ;</w:t>
+      </w:r>
+    </w:p>
+    <w:p>
+      <w:pPr>
+        <w:numPr>
+          <w:ilvl w:val="0"/>
+          <w:numId w:val="4"/>
+        </w:numPr>
+        <w:spacing w:before="100" w:beforeAutospacing="1" w:after="100" w:afterAutospacing="1" w:line="240" w:lineRule="auto"/>
+        <w:rPr>
+          <w:rFonts w:ascii="Times New Roman" w:eastAsia="Times New Roman" w:hAnsi="Times New Roman" w:cs="Times New Roman"/>
+          <w:kern w:val="0"/>
+          <w:lang w:eastAsia="fr-FR"/>
+          <w14:ligatures w14:val="none"/>
+        </w:rPr>
+      </w:pPr>
+      <w:r>
+        <w:rPr>
+          <w:rFonts w:ascii="Times New Roman" w:eastAsia="Times New Roman" w:hAnsi="Times New Roman" w:cs="Times New Roman"/>
+          <w:kern w:val="0"/>
+          <w:lang w:eastAsia="fr-FR"/>
+          <w14:ligatures w14:val="none"/>
+        </w:rPr>
+        <w:t>tailles ;</w:t>
+      </w:r>
+    </w:p>
+    <w:p>
+      <w:pPr>
+        <w:numPr>
+          <w:ilvl w:val="0"/>
+          <w:numId w:val="4"/>
+        </w:numPr>
+        <w:spacing w:before="100" w:beforeAutospacing="1" w:after="100" w:afterAutospacing="1" w:line="240" w:lineRule="auto"/>
+        <w:rPr>
+          <w:rFonts w:ascii="Times New Roman" w:eastAsia="Times New Roman" w:hAnsi="Times New Roman" w:cs="Times New Roman"/>
+          <w:kern w:val="0"/>
+          <w:lang w:eastAsia="fr-FR"/>
+          <w14:ligatures w14:val="none"/>
+        </w:rPr>
+      </w:pPr>
+      <w:r>
+        <w:rPr>
+          <w:rFonts w:ascii="Times New Roman" w:eastAsia="Times New Roman" w:hAnsi="Times New Roman" w:cs="Times New Roman"/>
+          <w:kern w:val="0"/>
+          <w:lang w:eastAsia="fr-FR"/>
+          <w14:ligatures w14:val="none"/>
+        </w:rPr>
+        <w:t>contrastes ;</w:t>
+      </w:r>
+    </w:p>
+    <w:p>
+      <w:pPr>
+        <w:numPr>
+          <w:ilvl w:val="0"/>
+          <w:numId w:val="4"/>
+        </w:numPr>
+        <w:spacing w:before="100" w:beforeAutospacing="1" w:after="100" w:afterAutospacing="1" w:line="240" w:lineRule="auto"/>
+        <w:rPr>
+          <w:rFonts w:ascii="Times New Roman" w:eastAsia="Times New Roman" w:hAnsi="Times New Roman" w:cs="Times New Roman"/>
+          <w:kern w:val="0"/>
+          <w:lang w:eastAsia="fr-FR"/>
+          <w14:ligatures w14:val="none"/>
+        </w:rPr>
+      </w:pPr>
+      <w:r>
+        <w:rPr>
+          <w:rFonts w:ascii="Times New Roman" w:eastAsia="Times New Roman" w:hAnsi="Times New Roman" w:cs="Times New Roman"/>
+          <w:kern w:val="0"/>
+          <w:lang w:eastAsia="fr-FR"/>
+          <w14:ligatures w14:val="none"/>
+        </w:rPr>
+        <w:t>disposition des éléments.</w:t>
+      </w:r>
+    </w:p>
+    <w:p>
+      <w:pPr>
+        <w:spacing w:before="100" w:beforeAutospacing="1" w:after="100" w:afterAutospacing="1" w:line="240" w:lineRule="auto"/>
+        <w:rPr>
+          <w:rFonts w:ascii="Times New Roman" w:eastAsia="Times New Roman" w:hAnsi="Times New Roman" w:cs="Times New Roman"/>
+          <w:kern w:val="0"/>
+          <w:lang w:eastAsia="fr-FR"/>
+          <w14:ligatures w14:val="none"/>
+        </w:rPr>
+      </w:pPr>
+      <w:r>
+        <w:rPr>
+          <w:rFonts w:ascii="Times New Roman" w:eastAsia="Times New Roman" w:hAnsi="Times New Roman" w:cs="Times New Roman"/>
+          <w:kern w:val="0"/>
+          <w:lang w:eastAsia="fr-FR"/>
+          <w14:ligatures w14:val="none"/>
+        </w:rPr>
+        <w:t>Cela m’a permis de créer des prototypes et de tester le design avant le développement.</w:t>
+      </w:r>
+    </w:p>
+    <w:p>
+      <w:pPr>
+        <w:spacing w:before="100" w:beforeAutospacing="1" w:after="100" w:afterAutospacing="1" w:line="240" w:lineRule="auto"/>
+        <w:outlineLvl w:val="0"/>
+        <w:rPr>
+          <w:rFonts w:ascii="Times New Roman" w:eastAsia="Times New Roman" w:hAnsi="Times New Roman" w:cs="Times New Roman"/>
+          <w:b/>
+          <w:bCs/>
+          <w:kern w:val="36"/>
+          <w:sz w:val="36"/>
+          <w:szCs w:val="36"/>
+          <w:lang w:eastAsia="fr-FR"/>
+          <w14:ligatures w14:val="none"/>
+        </w:rPr>
+      </w:pPr>
+      <w:r>
+        <w:rPr>
+          <w:rFonts w:ascii="Times New Roman" w:eastAsia="Times New Roman" w:hAnsi="Times New Roman" w:cs="Times New Roman"/>
+          <w:b/>
+          <w:bCs/>
+          <w:kern w:val="36"/>
+          <w:sz w:val="36"/>
+          <w:szCs w:val="36"/>
+          <w:lang w:eastAsia="fr-FR"/>
+          <w14:ligatures w14:val="none"/>
+        </w:rPr>
         <w:t>5. Développement du site</w:t>
       </w:r>
     </w:p>
@@ -1009,7 +1179,7 @@
           <w:lang w:eastAsia="fr-FR"/>
           <w14:ligatures w14:val="none"/>
         </w:rPr>
-        <w:t>J’ai commencé par configurer WordPress avec mon adresse e-mail professionnelle afin de recevoir les messages du formulaire de contact.</w:t>
+        <w:t xml:space="preserve">J’ai commencé par configurer WordPress avec mon adresse e-mail professionnelle </w:t>
       </w:r>
     </w:p>
     <w:p>
@@ -1261,7 +1431,6 @@
           <w:lang w:eastAsia="fr-FR"/>
           <w14:ligatures w14:val="none"/>
         </w:rPr>
-        <w:lastRenderedPageBreak/>
         <w:t>J’ai ensuite réalisé le responsive design avec une approche mobile first :</w:t>
       </w:r>
     </w:p>
@@ -1286,6 +1455,7 @@
           <w:lang w:eastAsia="fr-FR"/>
           <w14:ligatures w14:val="none"/>
         </w:rPr>
+        <w:lastRenderedPageBreak/>
         <w:t>développement de la version mobile ;</w:t>
       </w:r>
     </w:p>
@@ -1342,14 +1512,16 @@
         <w:spacing w:before="100" w:beforeAutospacing="1" w:after="100" w:afterAutospacing="1" w:line="240" w:lineRule="auto"/>
         <w:rPr>
           <w:rFonts w:ascii="Times New Roman" w:eastAsia="Times New Roman" w:hAnsi="Times New Roman" w:cs="Times New Roman"/>
-          <w:kern w:val="0"/>
-          <w:lang w:eastAsia="fr-FR"/>
-          <w14:ligatures w14:val="none"/>
-        </w:rPr>
-      </w:pPr>
-      <w:r>
-        <w:rPr>
-          <w:rFonts w:ascii="Times New Roman" w:eastAsia="Times New Roman" w:hAnsi="Times New Roman" w:cs="Times New Roman"/>
+          <w:color w:val="EE0000"/>
+          <w:kern w:val="0"/>
+          <w:lang w:eastAsia="fr-FR"/>
+          <w14:ligatures w14:val="none"/>
+        </w:rPr>
+      </w:pPr>
+      <w:r>
+        <w:rPr>
+          <w:rFonts w:ascii="Times New Roman" w:eastAsia="Times New Roman" w:hAnsi="Times New Roman" w:cs="Times New Roman"/>
+          <w:color w:val="EE0000"/>
           <w:kern w:val="0"/>
           <w:lang w:eastAsia="fr-FR"/>
           <w14:ligatures w14:val="none"/>
@@ -1499,7 +1671,25 @@
           <w:lang w:eastAsia="fr-FR"/>
           <w14:ligatures w14:val="none"/>
         </w:rPr>
-        <w:t>Enseignement ;</w:t>
+        <w:t>Enseign</w:t>
+      </w:r>
+      <w:r>
+        <w:rPr>
+          <w:rFonts w:ascii="Times New Roman" w:eastAsia="Times New Roman" w:hAnsi="Times New Roman" w:cs="Times New Roman"/>
+          <w:kern w:val="0"/>
+          <w:lang w:eastAsia="fr-FR"/>
+          <w14:ligatures w14:val="none"/>
+        </w:rPr>
+        <w:t>ant</w:t>
+      </w:r>
+      <w:r>
+        <w:rPr>
+          <w:rFonts w:ascii="Times New Roman" w:eastAsia="Times New Roman" w:hAnsi="Times New Roman" w:cs="Times New Roman"/>
+          <w:kern w:val="0"/>
+          <w:lang w:eastAsia="fr-FR"/>
+          <w14:ligatures w14:val="none"/>
+        </w:rPr>
+        <w:t xml:space="preserve"> ;</w:t>
       </w:r>
     </w:p>
     <w:p>
@@ -2077,7 +2267,25 @@
           <w:lang w:eastAsia="fr-FR"/>
           <w14:ligatures w14:val="none"/>
         </w:rPr>
-        <w:t>L’objectif était d’obtenir une interface moderne, professionnelle et dynamique.</w:t>
+        <w:t xml:space="preserve">L’objectif était d’obtenir une interface moderne, </w:t>
+      </w:r>
+      <w:r>
+        <w:rPr>
+          <w:rFonts w:ascii="Times New Roman" w:eastAsia="Times New Roman" w:hAnsi="Times New Roman" w:cs="Times New Roman"/>
+          <w:kern w:val="0"/>
+          <w:lang w:eastAsia="fr-FR"/>
+          <w14:ligatures w14:val="none"/>
+        </w:rPr>
+        <w:t xml:space="preserve">chaleureuse, engageante, </w:t>
+      </w:r>
+      <w:r>
+        <w:rPr>
+          <w:rFonts w:ascii="Times New Roman" w:eastAsia="Times New Roman" w:hAnsi="Times New Roman" w:cs="Times New Roman"/>
+          <w:kern w:val="0"/>
+          <w:lang w:eastAsia="fr-FR"/>
+          <w14:ligatures w14:val="none"/>
+        </w:rPr>
+        <w:t>professionnelle.</w:t>
       </w:r>
     </w:p>
     <w:p>
@@ -2382,7 +2590,27 @@
           <w:lang w:eastAsia="fr-FR"/>
           <w14:ligatures w14:val="none"/>
         </w:rPr>
-        <w:t>J’ai également appliqué les principes UX/UI conçus sur Figma directement dans WordPress.</w:t>
+        <w:t xml:space="preserve">J’ai également appliqué les principes UX/UI conçus sur </w:t>
+      </w:r>
+      <w:proofErr w:type="spellStart"/>
+      <w:r>
+        <w:rPr>
+          <w:rFonts w:ascii="Times New Roman" w:eastAsia="Times New Roman" w:hAnsi="Times New Roman" w:cs="Times New Roman"/>
+          <w:kern w:val="0"/>
+          <w:lang w:eastAsia="fr-FR"/>
+          <w14:ligatures w14:val="none"/>
+        </w:rPr>
+        <w:t>Figma</w:t>
+      </w:r>
+      <w:proofErr w:type="spellEnd"/>
+      <w:r>
+        <w:rPr>
+          <w:rFonts w:ascii="Times New Roman" w:eastAsia="Times New Roman" w:hAnsi="Times New Roman" w:cs="Times New Roman"/>
+          <w:kern w:val="0"/>
+          <w:lang w:eastAsia="fr-FR"/>
+          <w14:ligatures w14:val="none"/>
+        </w:rPr>
+        <w:t xml:space="preserve"> directement dans WordPress.</w:t>
       </w:r>
     </w:p>
     <w:p>
